--- a/job-application/Areeb Technology/Moamen_Basyoni_CV_Areeb_Technology.docx
+++ b/job-application/Areeb Technology/Moamen_Basyoni_CV_Areeb_Technology.docx
@@ -156,7 +156,7 @@
         </w:numPr>
       </w:pPr>
       <w:r>
-        <w:t xml:space="preserve">Built a runtime Business Rule Engine for injected business logic, improving rule-execution performance by 45% (measured with BenchmarkDotNet).</w:t>
+        <w:t xml:space="preserve">Built a runtime Business Rule Engine for injected business logic, improving rule-execution performance by 60% (measured with BenchmarkDotNet).</w:t>
       </w:r>
     </w:p>
     <w:p>
